--- a/奥比岛模拟赛Ⅰ/苍月塔/《苍月塔》备忘.docx
+++ b/奥比岛模拟赛Ⅰ/苍月塔/《苍月塔》备忘.docx
@@ -158,25 +158,7 @@
           <w:szCs w:val="21"/>
           <w:lang w:eastAsia="zh-CN"/>
         </w:rPr>
-        <w:t>首先，我们的攻击力必须高于防御力最高的怪物，但攻击力高于生命值与防御值之和最大的怪物的</w:t>
-      </w:r>
-      <w:r>
-        <w:rPr>
-          <w:rFonts w:hint="default"/>
-          <w:sz w:val="21"/>
-          <w:szCs w:val="21"/>
-          <w:lang w:eastAsia="zh-CN"/>
-        </w:rPr>
-        <w:t>生命值与防御值之和</w:t>
-      </w:r>
-      <w:r>
-        <w:rPr>
-          <w:rFonts w:hint="default"/>
-          <w:sz w:val="21"/>
-          <w:szCs w:val="21"/>
-          <w:lang w:eastAsia="zh-CN"/>
-        </w:rPr>
-        <w:t>的部分没用，防御力高于最高攻击的怪物的攻击力的部分没用。</w:t>
+        <w:t>首先，我们的攻击力必须高于防御力最高的怪物，但攻击力高于生命值与防御值之和最大的怪物的生命值与防御值之和的部分没用，防御力高于最高攻击的怪物的攻击力的部分没用。</w:t>
       </w:r>
     </w:p>
     <w:p>
@@ -239,7 +221,548 @@
           <w:szCs w:val="21"/>
           <w:lang w:eastAsia="zh-CN"/>
         </w:rPr>
-        <w:t>随后我们发现随着攻击力的提高，敌人的有效攻击次数单调不升，因而最优的最低防御值也单调不升，所以我们可以用双指针一个表示防御值，一个表示攻击力</w:t>
+        <w:t>随后我们发现随着攻击力的提高，敌人的有效攻击次数单调不升，因而最优的最低防御值也单调不升，所以我们可以用双指针一个表示防御值，一个表示攻击力。</w:t>
+      </w:r>
+    </w:p>
+    <w:p>
+      <w:pPr>
+        <w:jc w:val="both"/>
+        <w:rPr>
+          <w:rFonts w:hint="eastAsia"/>
+          <w:sz w:val="21"/>
+          <w:szCs w:val="21"/>
+          <w:lang w:val="en-US" w:eastAsia="zh-CN"/>
+        </w:rPr>
+      </w:pPr>
+      <w:r>
+        <w:rPr>
+          <w:rFonts w:hint="eastAsia"/>
+          <w:sz w:val="21"/>
+          <w:szCs w:val="21"/>
+          <w:lang w:val="en-US" w:eastAsia="zh-CN"/>
+        </w:rPr>
+        <w:tab/>
+      </w:r>
+    </w:p>
+    <w:p>
+      <w:pPr>
+        <w:jc w:val="both"/>
+        <w:rPr>
+          <w:rFonts w:hint="default"/>
+          <w:sz w:val="21"/>
+          <w:szCs w:val="21"/>
+          <w:lang w:eastAsia="zh-CN"/>
+        </w:rPr>
+      </w:pPr>
+      <w:r>
+        <w:rPr>
+          <w:rFonts w:hint="default"/>
+          <w:sz w:val="21"/>
+          <w:szCs w:val="21"/>
+          <w:lang w:eastAsia="zh-CN"/>
+        </w:rPr>
+        <w:t>以下为解题笔记</w:t>
+      </w:r>
+    </w:p>
+    <w:p>
+      <w:pPr>
+        <w:ind w:firstLine="420" w:firstLineChars="0"/>
+        <w:jc w:val="both"/>
+        <w:rPr>
+          <w:rFonts w:hint="default"/>
+          <w:sz w:val="21"/>
+          <w:szCs w:val="21"/>
+          <w:lang w:eastAsia="zh-CN"/>
+        </w:rPr>
+      </w:pPr>
+      <w:r>
+        <w:rPr>
+          <w:rFonts w:hint="default"/>
+          <w:sz w:val="21"/>
+          <w:szCs w:val="21"/>
+          <w:lang w:eastAsia="zh-CN"/>
+        </w:rPr>
+        <w:t>枚举次数，而非属性值，这样就不会有复杂度或者溢出之类的问题，也不需要特判。以下攻击值、防御值和血量在枚举时均按照次数进行。兵种表示怪物。</w:t>
+      </w:r>
+    </w:p>
+    <w:p>
+      <w:pPr>
+        <w:ind w:firstLine="420" w:firstLineChars="0"/>
+        <w:jc w:val="both"/>
+        <w:rPr>
+          <w:rFonts w:hint="default"/>
+          <w:sz w:val="21"/>
+          <w:szCs w:val="21"/>
+          <w:lang w:eastAsia="zh-CN"/>
+        </w:rPr>
+      </w:pPr>
+      <w:r>
+        <w:rPr>
+          <w:rFonts w:hint="default"/>
+          <w:sz w:val="21"/>
+          <w:szCs w:val="21"/>
+          <w:lang w:eastAsia="zh-CN"/>
+        </w:rPr>
+        <w:t>0表示初始属性。</w:t>
+      </w:r>
+    </w:p>
+    <w:p>
+      <w:pPr>
+        <w:ind w:firstLine="420" w:firstLineChars="0"/>
+        <w:jc w:val="both"/>
+        <w:rPr>
+          <w:rFonts w:hint="default"/>
+          <w:sz w:val="21"/>
+          <w:szCs w:val="21"/>
+          <w:lang w:eastAsia="zh-CN"/>
+        </w:rPr>
+      </w:pPr>
+      <w:r>
+        <w:rPr>
+          <w:rFonts w:hint="default"/>
+          <w:sz w:val="21"/>
+          <w:szCs w:val="21"/>
+          <w:lang w:eastAsia="zh-CN"/>
+        </w:rPr>
+        <w:t>枚举攻击值从max((max(ami + 1) - atk) / Vatk上取整, 0)到(Max(ami + hpi) - atk) / Vatk 上取整。每枚举到一个值（包括初始值更新一下每种兵种对于不同防御值下的有效攻击次数）。对于每个攻击值开一个队列（链表实现）表示此攻击值下会有那些兵种的有效攻击次数变化以及变化值，更新</w:t>
+      </w:r>
+      <w:r>
+        <w:rPr>
+          <w:rFonts w:hint="default"/>
+          <w:sz w:val="21"/>
+          <w:szCs w:val="21"/>
+          <w:lang w:eastAsia="zh-CN"/>
+        </w:rPr>
+        <w:t>贡献阈值</w:t>
+      </w:r>
+      <w:r>
+        <w:rPr>
+          <w:rFonts w:hint="default"/>
+          <w:sz w:val="21"/>
+          <w:szCs w:val="21"/>
+          <w:lang w:eastAsia="zh-CN"/>
+        </w:rPr>
+        <w:t>处的信息（若atki &lt;= am 则扔掉这个兵种）即(atki - am) / Vam下取整，在这个点存一下敌人的攻击量val = (atki - am) % Vam * times的值，以及攻击次数times。若取这个块会立即增加val 并在之后的每次左移增加Vam * 所有已经取到的times。我方攻击值变化后，对于贡献阈值位于未取到的变化，加到防御值数组的标记上去，对于已经取到的变化，则times -= (atki - amnow) * delta，非整代价减少(atki - am) % Vam * delta。</w:t>
+      </w:r>
+    </w:p>
+    <w:p>
+      <w:pPr>
+        <w:ind w:firstLine="420" w:firstLineChars="0"/>
+        <w:jc w:val="both"/>
+        <w:rPr>
+          <w:rFonts w:hint="default"/>
+          <w:sz w:val="21"/>
+          <w:szCs w:val="21"/>
+          <w:lang w:eastAsia="zh-CN"/>
+        </w:rPr>
+      </w:pPr>
+      <w:r>
+        <w:rPr>
+          <w:rFonts w:hint="default"/>
+          <w:sz w:val="21"/>
+          <w:szCs w:val="21"/>
+          <w:lang w:eastAsia="zh-CN"/>
+        </w:rPr>
+        <w:t>每个属性需要维护或支持的操作如下。</w:t>
+      </w:r>
+    </w:p>
+    <w:p>
+      <w:pPr>
+        <w:numPr>
+          <w:numId w:val="0"/>
+        </w:numPr>
+        <w:ind w:firstLine="420" w:firstLineChars="0"/>
+        <w:jc w:val="both"/>
+        <w:rPr>
+          <w:rFonts w:hint="default"/>
+          <w:sz w:val="21"/>
+          <w:szCs w:val="21"/>
+          <w:lang w:eastAsia="zh-CN"/>
+        </w:rPr>
+      </w:pPr>
+      <w:r>
+        <w:rPr>
+          <w:rFonts w:hint="default"/>
+          <w:sz w:val="21"/>
+          <w:szCs w:val="21"/>
+          <w:lang w:eastAsia="zh-CN"/>
+        </w:rPr>
+        <w:t>1.血量，求出需要加的血量以及相应的费用，</w:t>
+      </w:r>
+    </w:p>
+    <w:p>
+      <w:pPr>
+        <w:numPr>
+          <w:numId w:val="0"/>
+        </w:numPr>
+        <w:ind w:firstLine="420" w:firstLineChars="0"/>
+        <w:jc w:val="both"/>
+        <w:rPr>
+          <w:rFonts w:hint="default"/>
+          <w:sz w:val="21"/>
+          <w:szCs w:val="21"/>
+          <w:lang w:eastAsia="zh-CN"/>
+        </w:rPr>
+      </w:pPr>
+      <w:r>
+        <w:rPr>
+          <w:rFonts w:hint="default"/>
+          <w:sz w:val="21"/>
+          <w:szCs w:val="21"/>
+          <w:lang w:eastAsia="zh-CN"/>
+        </w:rPr>
+        <w:t>需要血量 = max(敌人有效攻击力 - hp + 1, 0)，</w:t>
+      </w:r>
+    </w:p>
+    <w:p>
+      <w:pPr>
+        <w:numPr>
+          <w:numId w:val="0"/>
+        </w:numPr>
+        <w:ind w:firstLine="420" w:firstLineChars="0"/>
+        <w:jc w:val="both"/>
+        <w:rPr>
+          <w:rFonts w:hint="default"/>
+          <w:sz w:val="21"/>
+          <w:szCs w:val="21"/>
+          <w:lang w:eastAsia="zh-CN"/>
+        </w:rPr>
+      </w:pPr>
+      <w:r>
+        <w:rPr>
+          <w:rFonts w:hint="default"/>
+          <w:sz w:val="21"/>
+          <w:szCs w:val="21"/>
+          <w:lang w:eastAsia="zh-CN"/>
+        </w:rPr>
+        <w:t>需要费用 = 需要血量 × Csthp</w:t>
+      </w:r>
+    </w:p>
+    <w:p>
+      <w:pPr>
+        <w:numPr>
+          <w:numId w:val="0"/>
+        </w:numPr>
+        <w:ind w:firstLine="420" w:firstLineChars="0"/>
+        <w:jc w:val="both"/>
+        <w:rPr>
+          <w:rFonts w:hint="default"/>
+          <w:sz w:val="21"/>
+          <w:szCs w:val="21"/>
+          <w:lang w:eastAsia="zh-CN"/>
+        </w:rPr>
+      </w:pPr>
+      <w:r>
+        <w:rPr>
+          <w:rFonts w:hint="default"/>
+          <w:sz w:val="21"/>
+          <w:szCs w:val="21"/>
+          <w:lang w:eastAsia="zh-CN"/>
+        </w:rPr>
+        <w:t>2.防御力</w:t>
+      </w:r>
+    </w:p>
+    <w:p>
+      <w:pPr>
+        <w:numPr>
+          <w:numId w:val="0"/>
+        </w:numPr>
+        <w:ind w:firstLine="420" w:firstLineChars="0"/>
+        <w:jc w:val="both"/>
+        <w:rPr>
+          <w:rFonts w:hint="default"/>
+          <w:sz w:val="21"/>
+          <w:szCs w:val="21"/>
+          <w:lang w:eastAsia="zh-CN"/>
+        </w:rPr>
+      </w:pPr>
+      <w:r>
+        <w:rPr>
+          <w:rFonts w:hint="default"/>
+          <w:sz w:val="21"/>
+          <w:szCs w:val="21"/>
+          <w:lang w:eastAsia="zh-CN"/>
+        </w:rPr>
+        <w:t>对于每个防御力次数，保存以此次数为贡献阈值的相关信息，包括该位置受到的的攻击力，以及以该位置为阈值的兵种的攻击次数之和。（维护在枚举攻击力的时候进行）。</w:t>
+      </w:r>
+    </w:p>
+    <w:p>
+      <w:pPr>
+        <w:numPr>
+          <w:numId w:val="0"/>
+        </w:numPr>
+        <w:ind w:firstLine="420" w:firstLineChars="0"/>
+        <w:jc w:val="both"/>
+        <w:rPr>
+          <w:rFonts w:hint="default"/>
+          <w:sz w:val="21"/>
+          <w:szCs w:val="21"/>
+          <w:lang w:eastAsia="zh-CN"/>
+        </w:rPr>
+      </w:pPr>
+      <w:r>
+        <w:rPr>
+          <w:rFonts w:hint="default"/>
+          <w:sz w:val="21"/>
+          <w:szCs w:val="21"/>
+          <w:lang w:eastAsia="zh-CN"/>
+        </w:rPr>
+        <w:t>维护当前防御值下敌人对我方的攻击次数和，以及敌人对我方造成有效攻击力。</w:t>
+      </w:r>
+    </w:p>
+    <w:p>
+      <w:pPr>
+        <w:numPr>
+          <w:numId w:val="0"/>
+        </w:numPr>
+        <w:ind w:firstLine="420" w:firstLineChars="0"/>
+        <w:jc w:val="both"/>
+        <w:rPr>
+          <w:rFonts w:hint="default"/>
+          <w:sz w:val="21"/>
+          <w:szCs w:val="21"/>
+          <w:lang w:eastAsia="zh-CN"/>
+        </w:rPr>
+      </w:pPr>
+      <w:r>
+        <w:rPr>
+          <w:rFonts w:hint="default"/>
+          <w:sz w:val="21"/>
+          <w:szCs w:val="21"/>
+          <w:lang w:eastAsia="zh-CN"/>
+        </w:rPr>
+        <w:t>防御代价 = 防御次数 × Cstam</w:t>
+      </w:r>
+    </w:p>
+    <w:p>
+      <w:pPr>
+        <w:numPr>
+          <w:numId w:val="0"/>
+        </w:numPr>
+        <w:ind w:firstLine="420" w:firstLineChars="0"/>
+        <w:jc w:val="both"/>
+        <w:rPr>
+          <w:rFonts w:hint="default"/>
+          <w:sz w:val="21"/>
+          <w:szCs w:val="21"/>
+          <w:lang w:eastAsia="zh-CN"/>
+        </w:rPr>
+      </w:pPr>
+      <w:r>
+        <w:rPr>
+          <w:rFonts w:hint="default"/>
+          <w:sz w:val="21"/>
+          <w:szCs w:val="21"/>
+          <w:lang w:eastAsia="zh-CN"/>
+        </w:rPr>
+        <w:t>每次减少防御次数时，变化依次如下</w:t>
+      </w:r>
+    </w:p>
+    <w:p>
+      <w:pPr>
+        <w:numPr>
+          <w:numId w:val="0"/>
+        </w:numPr>
+        <w:ind w:firstLine="420" w:firstLineChars="0"/>
+        <w:jc w:val="both"/>
+        <w:rPr>
+          <w:rFonts w:hint="default"/>
+          <w:sz w:val="21"/>
+          <w:szCs w:val="21"/>
+          <w:lang w:eastAsia="zh-CN"/>
+        </w:rPr>
+      </w:pPr>
+      <w:r>
+        <w:rPr>
+          <w:rFonts w:hint="default"/>
+          <w:sz w:val="21"/>
+          <w:szCs w:val="21"/>
+          <w:lang w:eastAsia="zh-CN"/>
+        </w:rPr>
+        <w:t>敌人对我方的总攻击力 += 敌人对我方的攻击次数和 × Vam + 当前防御值位置的val</w:t>
+      </w:r>
+    </w:p>
+    <w:p>
+      <w:pPr>
+        <w:numPr>
+          <w:numId w:val="0"/>
+        </w:numPr>
+        <w:ind w:firstLine="420" w:firstLineChars="0"/>
+        <w:jc w:val="both"/>
+        <w:rPr>
+          <w:rFonts w:hint="default"/>
+          <w:sz w:val="21"/>
+          <w:szCs w:val="21"/>
+          <w:lang w:eastAsia="zh-CN"/>
+        </w:rPr>
+      </w:pPr>
+      <w:r>
+        <w:rPr>
+          <w:rFonts w:hint="default"/>
+          <w:sz w:val="21"/>
+          <w:szCs w:val="21"/>
+          <w:lang w:eastAsia="zh-CN"/>
+        </w:rPr>
+        <w:t>敌人攻击次数 += 当前位置的攻击次数</w:t>
+      </w:r>
+    </w:p>
+    <w:p>
+      <w:pPr>
+        <w:numPr>
+          <w:numId w:val="0"/>
+        </w:numPr>
+        <w:ind w:firstLine="420" w:firstLineChars="0"/>
+        <w:jc w:val="both"/>
+        <w:rPr>
+          <w:rFonts w:hint="default"/>
+          <w:sz w:val="21"/>
+          <w:szCs w:val="21"/>
+          <w:lang w:eastAsia="zh-CN"/>
+        </w:rPr>
+      </w:pPr>
+      <w:r>
+        <w:rPr>
+          <w:rFonts w:hint="default"/>
+          <w:sz w:val="21"/>
+          <w:szCs w:val="21"/>
+          <w:lang w:eastAsia="zh-CN"/>
+        </w:rPr>
+        <w:t>3.攻击力</w:t>
+      </w:r>
+    </w:p>
+    <w:p>
+      <w:pPr>
+        <w:numPr>
+          <w:numId w:val="0"/>
+        </w:numPr>
+        <w:ind w:firstLine="420" w:firstLineChars="0"/>
+        <w:jc w:val="both"/>
+        <w:rPr>
+          <w:rFonts w:hint="default"/>
+          <w:sz w:val="21"/>
+          <w:szCs w:val="21"/>
+          <w:lang w:eastAsia="zh-CN"/>
+        </w:rPr>
+      </w:pPr>
+      <w:r>
+        <w:rPr>
+          <w:rFonts w:hint="default"/>
+          <w:sz w:val="21"/>
+          <w:szCs w:val="21"/>
+          <w:lang w:eastAsia="zh-CN"/>
+        </w:rPr>
+        <w:t>对于会被枚举到的攻击次数，保存一个链表，表示枚举到当前状态时，会发生变化的敌军，（链表只需要存ｉｄ），全局维护每个兵种的攻击次数，通过计算新旧更新次数的变化来更新防御力处保存的信息，并将全局数组中的攻击次数更新。</w:t>
+      </w:r>
+    </w:p>
+    <w:p>
+      <w:pPr>
+        <w:numPr>
+          <w:numId w:val="0"/>
+        </w:numPr>
+        <w:ind w:firstLine="420" w:firstLineChars="0"/>
+        <w:jc w:val="both"/>
+        <w:rPr>
+          <w:rFonts w:hint="default"/>
+          <w:sz w:val="21"/>
+          <w:szCs w:val="21"/>
+          <w:lang w:eastAsia="zh-CN"/>
+        </w:rPr>
+      </w:pPr>
+      <w:r>
+        <w:rPr>
+          <w:rFonts w:hint="default"/>
+          <w:sz w:val="21"/>
+          <w:szCs w:val="21"/>
+          <w:lang w:eastAsia="zh-CN"/>
+        </w:rPr>
+        <w:t>细节：攻击次数和直接改，有效攻击力 += delta * (攻击力 - 当前防御力)　(delta &lt; 0)</w:t>
+      </w:r>
+    </w:p>
+    <w:p>
+      <w:pPr>
+        <w:numPr>
+          <w:numId w:val="0"/>
+        </w:numPr>
+        <w:ind w:firstLine="420" w:firstLineChars="0"/>
+        <w:jc w:val="both"/>
+        <w:rPr>
+          <w:rFonts w:hint="eastAsia"/>
+          <w:sz w:val="21"/>
+          <w:szCs w:val="21"/>
+          <w:lang w:eastAsia="zh-CN"/>
+        </w:rPr>
+      </w:pPr>
+    </w:p>
+    <w:p>
+      <w:pPr>
+        <w:numPr>
+          <w:numId w:val="0"/>
+        </w:numPr>
+        <w:ind w:firstLine="420" w:firstLineChars="0"/>
+        <w:jc w:val="both"/>
+        <w:rPr>
+          <w:rFonts w:hint="default"/>
+          <w:sz w:val="21"/>
+          <w:szCs w:val="21"/>
+          <w:lang w:eastAsia="zh-CN"/>
+        </w:rPr>
+      </w:pPr>
+      <w:r>
+        <w:rPr>
+          <w:rFonts w:hint="default"/>
+          <w:sz w:val="21"/>
+          <w:szCs w:val="21"/>
+          <w:lang w:eastAsia="zh-CN"/>
+        </w:rPr>
+        <w:t>为了字典序尽可能小，当且仅当防御值减小能够减少代价时才减少。</w:t>
+      </w:r>
+    </w:p>
+    <w:p>
+      <w:pPr>
+        <w:numPr>
+          <w:numId w:val="0"/>
+        </w:numPr>
+        <w:ind w:firstLine="420" w:firstLineChars="0"/>
+        <w:jc w:val="both"/>
+        <w:rPr>
+          <w:rFonts w:hint="default"/>
+          <w:sz w:val="21"/>
+          <w:szCs w:val="21"/>
+          <w:lang w:eastAsia="zh-CN"/>
+        </w:rPr>
+      </w:pPr>
+      <w:r>
+        <w:rPr>
+          <w:rFonts w:hint="default"/>
+          <w:sz w:val="21"/>
+          <w:szCs w:val="21"/>
+          <w:lang w:eastAsia="zh-CN"/>
+        </w:rPr>
+        <w:t>每枚举一个攻击力，挪动完防御力后尝试更新答案。</w:t>
+      </w:r>
+    </w:p>
+    <w:p>
+      <w:pPr>
+        <w:numPr>
+          <w:numId w:val="0"/>
+        </w:numPr>
+        <w:ind w:firstLine="420" w:firstLineChars="0"/>
+        <w:jc w:val="both"/>
+        <w:rPr>
+          <w:rFonts w:hint="default"/>
+          <w:sz w:val="21"/>
+          <w:szCs w:val="21"/>
+          <w:lang w:eastAsia="zh-CN"/>
+        </w:rPr>
+      </w:pPr>
+      <w:r>
+        <w:rPr>
+          <w:rFonts w:hint="default"/>
+          <w:sz w:val="21"/>
+          <w:szCs w:val="21"/>
+          <w:lang w:eastAsia="zh-CN"/>
+        </w:rPr>
+        <w:t>枚举每个单位，若攻击力 &lt;= 初始防御，则扔掉，初始状态特判，其他的通过除法枚举上取整值，若与前一次不同（若是第一次，则前一次定义为最低枚</w:t>
       </w:r>
       <w:bookmarkStart w:id="0" w:name="_GoBack"/>
       <w:bookmarkEnd w:id="0"/>
@@ -250,27 +773,51 @@
           <w:szCs w:val="21"/>
           <w:lang w:eastAsia="zh-CN"/>
         </w:rPr>
-        <w:t>。</w:t>
-      </w:r>
-    </w:p>
-    <w:p>
-      <w:pPr>
-        <w:jc w:val="both"/>
-        <w:rPr>
-          <w:rFonts w:hint="eastAsia"/>
-          <w:sz w:val="21"/>
-          <w:szCs w:val="21"/>
-          <w:lang w:val="en-US" w:eastAsia="zh-CN"/>
-        </w:rPr>
-      </w:pPr>
-      <w:r>
-        <w:rPr>
-          <w:rFonts w:hint="eastAsia"/>
-          <w:sz w:val="21"/>
-          <w:szCs w:val="21"/>
-          <w:lang w:val="en-US" w:eastAsia="zh-CN"/>
-        </w:rPr>
-        <w:tab/>
+        <w:t>举攻击力），则挂链。</w:t>
+      </w:r>
+    </w:p>
+    <w:p>
+      <w:pPr>
+        <w:numPr>
+          <w:numId w:val="0"/>
+        </w:numPr>
+        <w:ind w:firstLine="420" w:firstLineChars="0"/>
+        <w:jc w:val="both"/>
+        <w:rPr>
+          <w:rFonts w:hint="eastAsia"/>
+          <w:sz w:val="21"/>
+          <w:szCs w:val="21"/>
+          <w:lang w:eastAsia="zh-CN"/>
+        </w:rPr>
+      </w:pPr>
+      <w:r>
+        <w:rPr>
+          <w:rFonts w:hint="default"/>
+          <w:sz w:val="21"/>
+          <w:szCs w:val="21"/>
+          <w:lang w:eastAsia="zh-CN"/>
+        </w:rPr>
+        <w:t>对于枚举下取整值的方法，发现当且仅当n % ed == 0 &amp;&amp; st != ed 时区间内值不同，这时ed--即可。</w:t>
+      </w:r>
+    </w:p>
+    <w:p>
+      <w:pPr>
+        <w:jc w:val="both"/>
+        <w:rPr>
+          <w:rFonts w:hint="eastAsia"/>
+          <w:sz w:val="21"/>
+          <w:szCs w:val="21"/>
+          <w:lang w:eastAsia="zh-CN"/>
+        </w:rPr>
+      </w:pPr>
+      <w:r>
+        <w:rPr>
+          <w:rFonts w:hint="default"/>
+          <w:sz w:val="21"/>
+          <w:szCs w:val="21"/>
+          <w:lang w:eastAsia="zh-CN"/>
+        </w:rPr>
+        <w:t xml:space="preserve"> </w:t>
       </w:r>
     </w:p>
     <w:p>
@@ -1074,7 +1621,6 @@
     </a:fmtScheme>
   </a:themeElements>
   <a:objectDefaults/>
-  <a:extraClrSchemeLst/>
 </a:theme>
 </file>
 

--- a/奥比岛模拟赛Ⅰ/苍月塔/《苍月塔》备忘.docx
+++ b/奥比岛模拟赛Ⅰ/苍月塔/《苍月塔》备忘.docx
@@ -166,20 +166,29 @@
         <w:ind w:firstLine="420" w:firstLineChars="0"/>
         <w:jc w:val="both"/>
         <w:rPr>
-          <w:rFonts w:hint="eastAsia"/>
-          <w:sz w:val="21"/>
-          <w:szCs w:val="21"/>
-          <w:lang w:val="en-US" w:eastAsia="zh-CN"/>
-        </w:rPr>
-      </w:pPr>
-      <w:r>
-        <w:rPr>
-          <w:rFonts w:hint="default"/>
-          <w:sz w:val="21"/>
-          <w:szCs w:val="21"/>
-          <w:lang w:eastAsia="zh-CN"/>
-        </w:rPr>
-        <w:t>我们定义有效攻击为敌人能造成上海</w:t>
+          <w:rFonts w:hint="eastAsia" w:eastAsiaTheme="minorEastAsia"/>
+          <w:sz w:val="21"/>
+          <w:szCs w:val="21"/>
+          <w:lang w:val="en-US" w:eastAsia="zh-CN"/>
+        </w:rPr>
+      </w:pPr>
+      <w:r>
+        <w:rPr>
+          <w:rFonts w:hint="default"/>
+          <w:sz w:val="21"/>
+          <w:szCs w:val="21"/>
+          <w:lang w:eastAsia="zh-CN"/>
+        </w:rPr>
+        <w:t>我们定义有效攻击为敌人能造成</w:t>
+      </w:r>
+      <w:r>
+        <w:rPr>
+          <w:rFonts w:hint="eastAsia"/>
+          <w:sz w:val="21"/>
+          <w:szCs w:val="21"/>
+          <w:lang w:eastAsia="zh-CN"/>
+        </w:rPr>
+        <w:t>伤害。</w:t>
       </w:r>
     </w:p>
     <w:p>
@@ -324,25 +333,61 @@
           <w:szCs w:val="21"/>
           <w:lang w:eastAsia="zh-CN"/>
         </w:rPr>
-        <w:t>枚举攻击值从max((max(ami + 1) - atk) / Vatk上取整, 0)到(Max(ami + hpi) - atk) / Vatk 上取整。每枚举到一个值（包括初始值更新一下每种兵种对于不同防御值下的有效攻击次数）。对于每个攻击值开一个队列（链表实现）表示此攻击值下会有那些兵种的有效攻击次数变化以及变化值，更新</w:t>
-      </w:r>
-      <w:r>
-        <w:rPr>
-          <w:rFonts w:hint="default"/>
-          <w:sz w:val="21"/>
-          <w:szCs w:val="21"/>
-          <w:lang w:eastAsia="zh-CN"/>
-        </w:rPr>
-        <w:t>贡献阈值</w:t>
-      </w:r>
-      <w:r>
-        <w:rPr>
-          <w:rFonts w:hint="default"/>
-          <w:sz w:val="21"/>
-          <w:szCs w:val="21"/>
-          <w:lang w:eastAsia="zh-CN"/>
-        </w:rPr>
-        <w:t>处的信息（若atki &lt;= am 则扔掉这个兵种）即(atki - am) / Vam下取整，在这个点存一下敌人的攻击量val = (atki - am) % Vam * times的值，以及攻击次数times。若取这个块会立即增加val 并在之后的每次左移增加Vam * 所有已经取到的times。我方攻击值变化后，对于贡献阈值位于未取到的变化，加到防御值数组的标记上去，对于已经取到的变化，则times -= (atki - amnow) * delta，非整代价减少(atki - am) % Vam * delta。</w:t>
+        <w:t>枚举攻击值从max((max(ami + 1) - atk) / Vatk上取整, 0)到</w:t>
+      </w:r>
+      <w:r>
+        <w:rPr>
+          <w:rFonts w:hint="eastAsia"/>
+          <w:sz w:val="21"/>
+          <w:szCs w:val="21"/>
+          <w:lang w:val="en-US" w:eastAsia="zh-CN"/>
+        </w:rPr>
+        <w:t>max(</w:t>
+      </w:r>
+      <w:r>
+        <w:rPr>
+          <w:rFonts w:hint="default"/>
+          <w:sz w:val="21"/>
+          <w:szCs w:val="21"/>
+          <w:lang w:eastAsia="zh-CN"/>
+        </w:rPr>
+        <w:t>(</w:t>
+      </w:r>
+      <w:r>
+        <w:rPr>
+          <w:rFonts w:hint="eastAsia"/>
+          <w:sz w:val="21"/>
+          <w:szCs w:val="21"/>
+          <w:lang w:val="en-US" w:eastAsia="zh-CN"/>
+        </w:rPr>
+        <w:t>m</w:t>
+      </w:r>
+      <w:r>
+        <w:rPr>
+          <w:rFonts w:hint="default"/>
+          <w:sz w:val="21"/>
+          <w:szCs w:val="21"/>
+          <w:lang w:eastAsia="zh-CN"/>
+        </w:rPr>
+        <w:t>ax(ami + hpi) - atk) / Vatk 上取整</w:t>
+      </w:r>
+      <w:r>
+        <w:rPr>
+          <w:rFonts w:hint="eastAsia"/>
+          <w:sz w:val="21"/>
+          <w:szCs w:val="21"/>
+          <w:lang w:val="en-US" w:eastAsia="zh-CN"/>
+        </w:rPr>
+        <w:t>, 0)</w:t>
+      </w:r>
+      <w:r>
+        <w:rPr>
+          <w:rFonts w:hint="default"/>
+          <w:sz w:val="21"/>
+          <w:szCs w:val="21"/>
+          <w:lang w:eastAsia="zh-CN"/>
+        </w:rPr>
+        <w:t>。每枚举到一个值（包括初始值更新一下每种兵种对于不同防御值下的有效攻击次数）。对于每个攻击值开一个队列（链表实现）表示此攻击值下会有那些兵种的有效攻击次数变化以及变化值，更新贡献阈值处的信息（若atki &lt;= am 则扔掉这个兵种）即(atki - am) / Vam下取整，在这个点存一下敌人的攻击量val = (atki - am) % Vam * times的值，以及攻击次数times。若取这个块会立即增加val 并在之后的每次左移增加Vam * 所有已经取到的times。我方攻击值变化后，对于贡献阈值位于未取到的变化，加到防御值数组的标记上去，对于已经取到的变化，则times -= (atki - amnow) * delta，非整代价减少(atki - am) % Vam * delta。</w:t>
       </w:r>
     </w:p>
     <w:p>
@@ -369,6 +414,7 @@
     <w:p>
       <w:pPr>
         <w:numPr>
+          <w:ilvl w:val="0"/>
           <w:numId w:val="0"/>
         </w:numPr>
         <w:ind w:firstLine="420" w:firstLineChars="0"/>
@@ -393,6 +439,7 @@
     <w:p>
       <w:pPr>
         <w:numPr>
+          <w:ilvl w:val="0"/>
           <w:numId w:val="0"/>
         </w:numPr>
         <w:ind w:firstLine="420" w:firstLineChars="0"/>
@@ -417,6 +464,7 @@
     <w:p>
       <w:pPr>
         <w:numPr>
+          <w:ilvl w:val="0"/>
           <w:numId w:val="0"/>
         </w:numPr>
         <w:ind w:firstLine="420" w:firstLineChars="0"/>
@@ -441,6 +489,7 @@
     <w:p>
       <w:pPr>
         <w:numPr>
+          <w:ilvl w:val="0"/>
           <w:numId w:val="0"/>
         </w:numPr>
         <w:ind w:firstLine="420" w:firstLineChars="0"/>
@@ -465,6 +514,7 @@
     <w:p>
       <w:pPr>
         <w:numPr>
+          <w:ilvl w:val="0"/>
           <w:numId w:val="0"/>
         </w:numPr>
         <w:ind w:firstLine="420" w:firstLineChars="0"/>
@@ -489,6 +539,7 @@
     <w:p>
       <w:pPr>
         <w:numPr>
+          <w:ilvl w:val="0"/>
           <w:numId w:val="0"/>
         </w:numPr>
         <w:ind w:firstLine="420" w:firstLineChars="0"/>
@@ -513,6 +564,7 @@
     <w:p>
       <w:pPr>
         <w:numPr>
+          <w:ilvl w:val="0"/>
           <w:numId w:val="0"/>
         </w:numPr>
         <w:ind w:firstLine="420" w:firstLineChars="0"/>
@@ -537,6 +589,7 @@
     <w:p>
       <w:pPr>
         <w:numPr>
+          <w:ilvl w:val="0"/>
           <w:numId w:val="0"/>
         </w:numPr>
         <w:ind w:firstLine="420" w:firstLineChars="0"/>
@@ -561,6 +614,7 @@
     <w:p>
       <w:pPr>
         <w:numPr>
+          <w:ilvl w:val="0"/>
           <w:numId w:val="0"/>
         </w:numPr>
         <w:ind w:firstLine="420" w:firstLineChars="0"/>
@@ -585,6 +639,7 @@
     <w:p>
       <w:pPr>
         <w:numPr>
+          <w:ilvl w:val="0"/>
           <w:numId w:val="0"/>
         </w:numPr>
         <w:ind w:firstLine="420" w:firstLineChars="0"/>
@@ -609,6 +664,7 @@
     <w:p>
       <w:pPr>
         <w:numPr>
+          <w:ilvl w:val="0"/>
           <w:numId w:val="0"/>
         </w:numPr>
         <w:ind w:firstLine="420" w:firstLineChars="0"/>
@@ -633,6 +689,7 @@
     <w:p>
       <w:pPr>
         <w:numPr>
+          <w:ilvl w:val="0"/>
           <w:numId w:val="0"/>
         </w:numPr>
         <w:ind w:firstLine="420" w:firstLineChars="0"/>
@@ -657,6 +714,7 @@
     <w:p>
       <w:pPr>
         <w:numPr>
+          <w:ilvl w:val="0"/>
           <w:numId w:val="0"/>
         </w:numPr>
         <w:ind w:firstLine="420" w:firstLineChars="0"/>
@@ -681,6 +739,7 @@
     <w:p>
       <w:pPr>
         <w:numPr>
+          <w:ilvl w:val="0"/>
           <w:numId w:val="0"/>
         </w:numPr>
         <w:ind w:firstLine="420" w:firstLineChars="0"/>
@@ -696,6 +755,7 @@
     <w:p>
       <w:pPr>
         <w:numPr>
+          <w:ilvl w:val="0"/>
           <w:numId w:val="0"/>
         </w:numPr>
         <w:ind w:firstLine="420" w:firstLineChars="0"/>
@@ -720,6 +780,7 @@
     <w:p>
       <w:pPr>
         <w:numPr>
+          <w:ilvl w:val="0"/>
           <w:numId w:val="0"/>
         </w:numPr>
         <w:ind w:firstLine="420" w:firstLineChars="0"/>
@@ -744,6 +805,7 @@
     <w:p>
       <w:pPr>
         <w:numPr>
+          <w:ilvl w:val="0"/>
           <w:numId w:val="0"/>
         </w:numPr>
         <w:ind w:firstLine="420" w:firstLineChars="0"/>
@@ -762,23 +824,13 @@
           <w:szCs w:val="21"/>
           <w:lang w:eastAsia="zh-CN"/>
         </w:rPr>
-        <w:t>枚举每个单位，若攻击力 &lt;= 初始防御，则扔掉，初始状态特判，其他的通过除法枚举上取整值，若与前一次不同（若是第一次，则前一次定义为最低枚</w:t>
-      </w:r>
-      <w:bookmarkStart w:id="0" w:name="_GoBack"/>
-      <w:bookmarkEnd w:id="0"/>
-      <w:r>
-        <w:rPr>
-          <w:rFonts w:hint="default"/>
-          <w:sz w:val="21"/>
-          <w:szCs w:val="21"/>
-          <w:lang w:eastAsia="zh-CN"/>
-        </w:rPr>
-        <w:t>举攻击力），则挂链。</w:t>
+        <w:t>枚举每个单位，若攻击力 &lt;= 初始防御，则扔掉，初始状态特判，其他的通过除法枚举上取整值，若与前一次不同（若是第一次，则前一次定义为最低枚举攻击力），则挂链。</w:t>
       </w:r>
     </w:p>
     <w:p>
       <w:pPr>
         <w:numPr>
+          <w:ilvl w:val="0"/>
           <w:numId w:val="0"/>
         </w:numPr>
         <w:ind w:firstLine="420" w:firstLineChars="0"/>
@@ -931,7 +983,7 @@
       <w:pPr>
         <w:jc w:val="both"/>
         <w:rPr>
-          <w:rFonts w:hint="eastAsia"/>
+          <w:rFonts w:hint="eastAsia" w:eastAsiaTheme="minorEastAsia"/>
           <w:b w:val="0"/>
           <w:bCs w:val="0"/>
           <w:sz w:val="21"/>
@@ -950,6 +1002,19 @@
         </w:rPr>
         <w:tab/>
       </w:r>
+      <w:r>
+        <w:rPr>
+          <w:rFonts w:hint="eastAsia"/>
+          <w:b w:val="0"/>
+          <w:bCs w:val="0"/>
+          <w:sz w:val="21"/>
+          <w:szCs w:val="21"/>
+          <w:lang w:val="en-US" w:eastAsia="zh-CN"/>
+        </w:rPr>
+        <w:t>卡掉直接将atki &lt; am 的扔掉的算法</w:t>
+      </w:r>
+      <w:bookmarkStart w:id="0" w:name="_GoBack"/>
+      <w:bookmarkEnd w:id="0"/>
     </w:p>
     <w:p>
       <w:pPr>
@@ -1374,7 +1439,7 @@
   <a:themeElements>
     <a:clrScheme name="Office">
       <a:dk1>
-        <a:sysClr val="windowText" lastClr="4C4C4C"/>
+        <a:sysClr val="windowText" lastClr="000000"/>
       </a:dk1>
       <a:lt1>
         <a:sysClr val="window" lastClr="FFFFFF"/>
